--- a/Governance Documents/ASCO Public Benefit Activities 2026.docx
+++ b/Governance Documents/ASCO Public Benefit Activities 2026.docx
@@ -136,7 +136,7 @@
           <w:i w:val="0"/>
           <w:sz w:val="20"/>
         </w:rPr>
-        <w:t>This schedule supports ASCO’s PBO application and programme planning. It is not SARS approval and does not authorise section 18A receipts.</w:t>
+        <w:t>This schedule supports ASCO’s approved Public Benefit Organisation activities (SARS PBO Reference No. 930092287) and programme planning. It does not constitute Section 18A approval and does not authorise Section 18A receipts.</w:t>
       </w:r>
     </w:p>
     <w:p>

--- a/Governance Documents/ASCO Public Benefit Activities 2026.docx
+++ b/Governance Documents/ASCO Public Benefit Activities 2026.docx
@@ -137,6 +137,11 @@
           <w:sz w:val="20"/>
         </w:rPr>
         <w:t>This schedule supports ASCO’s approved Public Benefit Organisation activities (SARS PBO Reference No. 930092287) and programme planning. It does not constitute Section 18A approval and does not authorise Section 18A receipts.</w:t>
+      </w:r>
+    </w:p>
+    <w:p>
+      <w:r>
+        <w:t>Updated: 2 October 2026 — PBO status and related current information harmonised.</w:t>
       </w:r>
     </w:p>
     <w:p>
@@ -802,7 +807,7 @@
                 <w:rFonts w:ascii="Arial" w:hAnsi="Arial"/>
                 <w:sz w:val="16"/>
               </w:rPr>
-              <w:t>Date: 6 September 2026</w:t>
+              <w:t>Date: 2 October 2026</w:t>
             </w:r>
           </w:p>
           <w:p>
@@ -895,7 +900,7 @@
                 <w:rFonts w:ascii="Arial" w:hAnsi="Arial"/>
                 <w:sz w:val="16"/>
               </w:rPr>
-              <w:t>Date: 6 September 2026</w:t>
+              <w:t>Date: 2 October 2026</w:t>
             </w:r>
           </w:p>
           <w:p>
@@ -990,7 +995,7 @@
                 <w:rFonts w:ascii="Arial" w:hAnsi="Arial"/>
                 <w:sz w:val="16"/>
               </w:rPr>
-              <w:t>Date: 6 September 2026</w:t>
+              <w:t>Date: 2 October 2026</w:t>
             </w:r>
           </w:p>
           <w:p>
@@ -1083,7 +1088,7 @@
                 <w:rFonts w:ascii="Arial" w:hAnsi="Arial"/>
                 <w:sz w:val="16"/>
               </w:rPr>
-              <w:t>Date: 6 September 2026</w:t>
+              <w:t>Date: 2 October 2026</w:t>
             </w:r>
           </w:p>
           <w:p>
